--- a/asset/desa/sktm.docx
+++ b/asset/desa/sktm.docx
@@ -23,7 +23,7 @@
           <w:sz w:val="28"/>
           <w:u w:val="none"/>
         </w:rPr>
-        <w:pict>
+        <w:pict w14:anchorId="61E05C87">
           <v:shapetype id="_x0000_t75" coordsize="21600,21600" o:spt="75" o:preferrelative="t" path="m@4@5l@4@11@9@11@9@5xe" filled="f" stroked="f">
             <v:stroke joinstyle="miter"/>
             <v:formulas>
@@ -250,7 +250,6 @@
         </w:rPr>
         <w:t xml:space="preserve"> </w:t>
       </w:r>
-      <w:proofErr w:type="spellStart"/>
       <w:r>
         <w:rPr>
           <w:rFonts w:ascii="Bookman Old Style" w:hAnsi="Bookman Old Style" w:cs="Arial"/>
@@ -259,9 +258,8 @@
           <w:sz w:val="22"/>
           <w:szCs w:val="22"/>
         </w:rPr>
-        <w:t>Nomor</w:t>
-      </w:r>
-      <w:proofErr w:type="spellEnd"/>
+        <w:t xml:space="preserve">Nomor: </w:t>
+      </w:r>
       <w:r>
         <w:rPr>
           <w:rFonts w:ascii="Bookman Old Style" w:hAnsi="Bookman Old Style" w:cs="Arial"/>
@@ -270,17 +268,7 @@
           <w:sz w:val="22"/>
           <w:szCs w:val="22"/>
         </w:rPr>
-        <w:t xml:space="preserve">: </w:t>
-      </w:r>
-      <w:r>
-        <w:rPr>
-          <w:rFonts w:ascii="Bookman Old Style" w:hAnsi="Bookman Old Style" w:cs="Arial"/>
-          <w:b/>
-          <w:color w:val="000000"/>
-          <w:sz w:val="22"/>
-          <w:szCs w:val="22"/>
-        </w:rPr>
-        <w:t>400.10.2.2/……/V/2025</w:t>
+        <w:t>${NOMOR_SURAT}</w:t>
       </w:r>
     </w:p>
     <w:p>
@@ -406,7 +394,7 @@
           <w:szCs w:val="24"/>
           <w:lang w:val="sv-SE"/>
         </w:rPr>
-        <w:t>MARPUDIN</w:t>
+        <w:t>${KEPALA_DESA}</w:t>
       </w:r>
     </w:p>
     <w:p>
@@ -531,277 +519,7 @@
           <w:sz w:val="24"/>
           <w:szCs w:val="24"/>
         </w:rPr>
-        <w:t xml:space="preserve">Nama </w:t>
-      </w:r>
-      <w:proofErr w:type="spellStart"/>
-      <w:r>
-        <w:rPr>
-          <w:rFonts w:ascii="Arial" w:hAnsi="Arial" w:cs="Arial"/>
-          <w:sz w:val="24"/>
-          <w:szCs w:val="24"/>
-        </w:rPr>
-        <w:t>nama</w:t>
-      </w:r>
-      <w:proofErr w:type="spellEnd"/>
-      <w:r>
-        <w:rPr>
-          <w:rFonts w:ascii="Arial" w:hAnsi="Arial" w:cs="Arial"/>
-          <w:sz w:val="24"/>
-          <w:szCs w:val="24"/>
-        </w:rPr>
-        <w:t xml:space="preserve"> </w:t>
-      </w:r>
-      <w:proofErr w:type="spellStart"/>
-      <w:r>
-        <w:rPr>
-          <w:rFonts w:ascii="Arial" w:hAnsi="Arial" w:cs="Arial"/>
-          <w:sz w:val="24"/>
-          <w:szCs w:val="24"/>
-        </w:rPr>
-        <w:t>dibawah</w:t>
-      </w:r>
-      <w:proofErr w:type="spellEnd"/>
-      <w:r>
-        <w:rPr>
-          <w:rFonts w:ascii="Arial" w:hAnsi="Arial" w:cs="Arial"/>
-          <w:sz w:val="24"/>
-          <w:szCs w:val="24"/>
-        </w:rPr>
-        <w:t xml:space="preserve"> </w:t>
-      </w:r>
-      <w:proofErr w:type="spellStart"/>
-      <w:r>
-        <w:rPr>
-          <w:rFonts w:ascii="Arial" w:hAnsi="Arial" w:cs="Arial"/>
-          <w:sz w:val="24"/>
-          <w:szCs w:val="24"/>
-        </w:rPr>
-        <w:t>ini</w:t>
-      </w:r>
-      <w:proofErr w:type="spellEnd"/>
-      <w:r>
-        <w:rPr>
-          <w:rFonts w:ascii="Arial" w:hAnsi="Arial" w:cs="Arial"/>
-          <w:sz w:val="24"/>
-          <w:szCs w:val="24"/>
-        </w:rPr>
-        <w:t xml:space="preserve"> Adalah </w:t>
-      </w:r>
-      <w:proofErr w:type="spellStart"/>
-      <w:r>
-        <w:rPr>
-          <w:rFonts w:ascii="Arial" w:hAnsi="Arial" w:cs="Arial"/>
-          <w:sz w:val="24"/>
-          <w:szCs w:val="24"/>
-        </w:rPr>
-        <w:t>benar</w:t>
-      </w:r>
-      <w:proofErr w:type="spellEnd"/>
-      <w:r>
-        <w:rPr>
-          <w:rFonts w:ascii="Arial" w:hAnsi="Arial" w:cs="Arial"/>
-          <w:sz w:val="24"/>
-          <w:szCs w:val="24"/>
-        </w:rPr>
-        <w:t xml:space="preserve"> nama </w:t>
-      </w:r>
-      <w:proofErr w:type="spellStart"/>
-      <w:r>
-        <w:rPr>
-          <w:rFonts w:ascii="Arial" w:hAnsi="Arial" w:cs="Arial"/>
-          <w:sz w:val="24"/>
-          <w:szCs w:val="24"/>
-        </w:rPr>
-        <w:t>tersebut</w:t>
-      </w:r>
-      <w:proofErr w:type="spellEnd"/>
-      <w:r>
-        <w:rPr>
-          <w:rFonts w:ascii="Arial" w:hAnsi="Arial" w:cs="Arial"/>
-          <w:sz w:val="24"/>
-          <w:szCs w:val="24"/>
-        </w:rPr>
-        <w:t xml:space="preserve"> Warga / </w:t>
-      </w:r>
-      <w:proofErr w:type="spellStart"/>
-      <w:r>
-        <w:rPr>
-          <w:rFonts w:ascii="Arial" w:hAnsi="Arial" w:cs="Arial"/>
-          <w:sz w:val="24"/>
-          <w:szCs w:val="24"/>
-        </w:rPr>
-        <w:t>Penduduk</w:t>
-      </w:r>
-      <w:proofErr w:type="spellEnd"/>
-      <w:r>
-        <w:rPr>
-          <w:rFonts w:ascii="Arial" w:hAnsi="Arial" w:cs="Arial"/>
-          <w:sz w:val="24"/>
-          <w:szCs w:val="24"/>
-        </w:rPr>
-        <w:t xml:space="preserve"> Desa Kami </w:t>
-      </w:r>
-      <w:proofErr w:type="spellStart"/>
-      <w:r>
-        <w:rPr>
-          <w:rFonts w:ascii="Arial" w:hAnsi="Arial" w:cs="Arial"/>
-          <w:sz w:val="24"/>
-          <w:szCs w:val="24"/>
-        </w:rPr>
-        <w:t>tercatat</w:t>
-      </w:r>
-      <w:proofErr w:type="spellEnd"/>
-      <w:r>
-        <w:rPr>
-          <w:rFonts w:ascii="Arial" w:hAnsi="Arial" w:cs="Arial"/>
-          <w:sz w:val="24"/>
-          <w:szCs w:val="24"/>
-        </w:rPr>
-        <w:t xml:space="preserve"> </w:t>
-      </w:r>
-      <w:proofErr w:type="spellStart"/>
-      <w:r>
-        <w:rPr>
-          <w:rFonts w:ascii="Arial" w:hAnsi="Arial" w:cs="Arial"/>
-          <w:sz w:val="24"/>
-          <w:szCs w:val="24"/>
-        </w:rPr>
-        <w:t>dalam</w:t>
-      </w:r>
-      <w:proofErr w:type="spellEnd"/>
-      <w:r>
-        <w:rPr>
-          <w:rFonts w:ascii="Arial" w:hAnsi="Arial" w:cs="Arial"/>
-          <w:sz w:val="24"/>
-          <w:szCs w:val="24"/>
-        </w:rPr>
-        <w:t xml:space="preserve"> </w:t>
-      </w:r>
-      <w:proofErr w:type="spellStart"/>
-      <w:r>
-        <w:rPr>
-          <w:rFonts w:ascii="Arial" w:hAnsi="Arial" w:cs="Arial"/>
-          <w:sz w:val="24"/>
-          <w:szCs w:val="24"/>
-        </w:rPr>
-        <w:t>buku</w:t>
-      </w:r>
-      <w:proofErr w:type="spellEnd"/>
-      <w:r>
-        <w:rPr>
-          <w:rFonts w:ascii="Arial" w:hAnsi="Arial" w:cs="Arial"/>
-          <w:sz w:val="24"/>
-          <w:szCs w:val="24"/>
-        </w:rPr>
-        <w:t xml:space="preserve"> </w:t>
-      </w:r>
-      <w:proofErr w:type="spellStart"/>
-      <w:r>
-        <w:rPr>
-          <w:rFonts w:ascii="Arial" w:hAnsi="Arial" w:cs="Arial"/>
-          <w:sz w:val="24"/>
-          <w:szCs w:val="24"/>
-        </w:rPr>
-        <w:t>registrasi</w:t>
-      </w:r>
-      <w:proofErr w:type="spellEnd"/>
-      <w:r>
-        <w:rPr>
-          <w:rFonts w:ascii="Arial" w:hAnsi="Arial" w:cs="Arial"/>
-          <w:sz w:val="24"/>
-          <w:szCs w:val="24"/>
-        </w:rPr>
-        <w:t xml:space="preserve"> </w:t>
-      </w:r>
-      <w:proofErr w:type="spellStart"/>
-      <w:r>
-        <w:rPr>
-          <w:rFonts w:ascii="Arial" w:hAnsi="Arial" w:cs="Arial"/>
-          <w:sz w:val="24"/>
-          <w:szCs w:val="24"/>
-        </w:rPr>
-        <w:t>Kependudukan</w:t>
-      </w:r>
-      <w:proofErr w:type="spellEnd"/>
-      <w:r>
-        <w:rPr>
-          <w:rFonts w:ascii="Arial" w:hAnsi="Arial" w:cs="Arial"/>
-          <w:sz w:val="24"/>
-          <w:szCs w:val="24"/>
-        </w:rPr>
-        <w:t xml:space="preserve"> yang </w:t>
-      </w:r>
-      <w:proofErr w:type="spellStart"/>
-      <w:r>
-        <w:rPr>
-          <w:rFonts w:ascii="Arial" w:hAnsi="Arial" w:cs="Arial"/>
-          <w:sz w:val="24"/>
-          <w:szCs w:val="24"/>
-        </w:rPr>
-        <w:t>bertempat</w:t>
-      </w:r>
-      <w:proofErr w:type="spellEnd"/>
-      <w:r>
-        <w:rPr>
-          <w:rFonts w:ascii="Arial" w:hAnsi="Arial" w:cs="Arial"/>
-          <w:sz w:val="24"/>
-          <w:szCs w:val="24"/>
-        </w:rPr>
-        <w:t xml:space="preserve"> di </w:t>
-      </w:r>
-      <w:proofErr w:type="spellStart"/>
-      <w:r>
-        <w:rPr>
-          <w:rFonts w:ascii="Arial" w:hAnsi="Arial" w:cs="Arial"/>
-          <w:sz w:val="24"/>
-          <w:szCs w:val="24"/>
-        </w:rPr>
-        <w:t>alamat</w:t>
-      </w:r>
-      <w:proofErr w:type="spellEnd"/>
-      <w:r>
-        <w:rPr>
-          <w:rFonts w:ascii="Arial" w:hAnsi="Arial" w:cs="Arial"/>
-          <w:sz w:val="24"/>
-          <w:szCs w:val="24"/>
-        </w:rPr>
-        <w:t xml:space="preserve"> </w:t>
-      </w:r>
-      <w:proofErr w:type="spellStart"/>
-      <w:r>
-        <w:rPr>
-          <w:rFonts w:ascii="Arial" w:hAnsi="Arial" w:cs="Arial"/>
-          <w:sz w:val="24"/>
-          <w:szCs w:val="24"/>
-        </w:rPr>
-        <w:t>tersebut</w:t>
-      </w:r>
-      <w:proofErr w:type="spellEnd"/>
-      <w:r>
-        <w:rPr>
-          <w:rFonts w:ascii="Arial" w:hAnsi="Arial" w:cs="Arial"/>
-          <w:sz w:val="24"/>
-          <w:szCs w:val="24"/>
-        </w:rPr>
-        <w:t xml:space="preserve"> di </w:t>
-      </w:r>
-      <w:proofErr w:type="spellStart"/>
-      <w:r>
-        <w:rPr>
-          <w:rFonts w:ascii="Arial" w:hAnsi="Arial" w:cs="Arial"/>
-          <w:sz w:val="24"/>
-          <w:szCs w:val="24"/>
-        </w:rPr>
-        <w:t>atas</w:t>
-      </w:r>
-      <w:proofErr w:type="spellEnd"/>
-      <w:r>
-        <w:rPr>
-          <w:rFonts w:ascii="Arial" w:hAnsi="Arial" w:cs="Arial"/>
-          <w:sz w:val="24"/>
-          <w:szCs w:val="24"/>
-        </w:rPr>
-        <w:t>.</w:t>
+        <w:t>Nama nama dibawah ini Adalah benar nama tersebut Warga / Penduduk Desa Kami tercatat dalam buku registrasi Kependudukan yang bertempat di alamat tersebut di atas.</w:t>
       </w:r>
     </w:p>
     <w:p>
@@ -818,34 +536,14 @@
           <w:szCs w:val="24"/>
         </w:rPr>
       </w:pPr>
-      <w:proofErr w:type="spellStart"/>
-      <w:r>
-        <w:rPr>
-          <w:rFonts w:ascii="Arial" w:hAnsi="Arial" w:cs="Arial"/>
-          <w:sz w:val="24"/>
-          <w:szCs w:val="24"/>
-        </w:rPr>
-        <w:t>Benar</w:t>
-      </w:r>
-      <w:proofErr w:type="spellEnd"/>
-      <w:r>
-        <w:rPr>
-          <w:rFonts w:ascii="Arial" w:hAnsi="Arial" w:cs="Arial"/>
-          <w:sz w:val="24"/>
-          <w:szCs w:val="24"/>
-        </w:rPr>
-        <w:t xml:space="preserve"> nama-nama  </w:t>
-      </w:r>
-      <w:proofErr w:type="spellStart"/>
-      <w:r>
-        <w:rPr>
-          <w:rFonts w:ascii="Arial" w:hAnsi="Arial" w:cs="Arial"/>
-          <w:sz w:val="24"/>
-          <w:szCs w:val="24"/>
-        </w:rPr>
-        <w:t>tersebut</w:t>
-      </w:r>
-      <w:proofErr w:type="spellEnd"/>
+      <w:r>
+        <w:rPr>
+          <w:rFonts w:ascii="Arial" w:hAnsi="Arial" w:cs="Arial"/>
+          <w:sz w:val="24"/>
+          <w:szCs w:val="24"/>
+        </w:rPr>
+        <w:t>Benar nama-nama  tersebut termasuk golongan Keluarga EKONOMI LEMAH I TIDAK</w:t>
+      </w:r>
       <w:r>
         <w:rPr>
           <w:rFonts w:ascii="Arial" w:hAnsi="Arial" w:cs="Arial"/>
@@ -854,183 +552,13 @@
         </w:rPr>
         <w:t xml:space="preserve"> </w:t>
       </w:r>
-      <w:proofErr w:type="spellStart"/>
-      <w:r>
-        <w:rPr>
-          <w:rFonts w:ascii="Arial" w:hAnsi="Arial" w:cs="Arial"/>
-          <w:sz w:val="24"/>
-          <w:szCs w:val="24"/>
-        </w:rPr>
-        <w:t>termasuk</w:t>
-      </w:r>
-      <w:proofErr w:type="spellEnd"/>
-      <w:r>
-        <w:rPr>
-          <w:rFonts w:ascii="Arial" w:hAnsi="Arial" w:cs="Arial"/>
-          <w:sz w:val="24"/>
-          <w:szCs w:val="24"/>
-        </w:rPr>
-        <w:t xml:space="preserve"> </w:t>
-      </w:r>
-      <w:proofErr w:type="spellStart"/>
-      <w:r>
-        <w:rPr>
-          <w:rFonts w:ascii="Arial" w:hAnsi="Arial" w:cs="Arial"/>
-          <w:sz w:val="24"/>
-          <w:szCs w:val="24"/>
-        </w:rPr>
-        <w:t>golongan</w:t>
-      </w:r>
-      <w:proofErr w:type="spellEnd"/>
-      <w:r>
-        <w:rPr>
-          <w:rFonts w:ascii="Arial" w:hAnsi="Arial" w:cs="Arial"/>
-          <w:sz w:val="24"/>
-          <w:szCs w:val="24"/>
-        </w:rPr>
-        <w:t xml:space="preserve"> </w:t>
-      </w:r>
-      <w:proofErr w:type="spellStart"/>
-      <w:r>
-        <w:rPr>
-          <w:rFonts w:ascii="Arial" w:hAnsi="Arial" w:cs="Arial"/>
-          <w:sz w:val="24"/>
-          <w:szCs w:val="24"/>
-        </w:rPr>
-        <w:t>Keluarga</w:t>
-      </w:r>
-      <w:proofErr w:type="spellEnd"/>
-      <w:r>
-        <w:rPr>
-          <w:rFonts w:ascii="Arial" w:hAnsi="Arial" w:cs="Arial"/>
-          <w:sz w:val="24"/>
-          <w:szCs w:val="24"/>
-        </w:rPr>
-        <w:t xml:space="preserve"> EKONOMI LEMAH I TIDAK</w:t>
-      </w:r>
-      <w:r>
-        <w:rPr>
-          <w:rFonts w:ascii="Arial" w:hAnsi="Arial" w:cs="Arial"/>
-          <w:sz w:val="24"/>
-          <w:szCs w:val="24"/>
-        </w:rPr>
-        <w:t xml:space="preserve"> </w:t>
-      </w:r>
-      <w:r>
-        <w:rPr>
-          <w:rFonts w:ascii="Arial" w:hAnsi="Arial" w:cs="Arial"/>
-          <w:sz w:val="24"/>
-          <w:szCs w:val="24"/>
-        </w:rPr>
-        <w:t xml:space="preserve">MAMPU </w:t>
-      </w:r>
-      <w:proofErr w:type="spellStart"/>
-      <w:r>
-        <w:rPr>
-          <w:rFonts w:ascii="Arial" w:hAnsi="Arial" w:cs="Arial"/>
-          <w:sz w:val="24"/>
-          <w:szCs w:val="24"/>
-        </w:rPr>
-        <w:t>sesuai</w:t>
-      </w:r>
-      <w:proofErr w:type="spellEnd"/>
-      <w:r>
-        <w:rPr>
-          <w:rFonts w:ascii="Arial" w:hAnsi="Arial" w:cs="Arial"/>
-          <w:sz w:val="24"/>
-          <w:szCs w:val="24"/>
-        </w:rPr>
-        <w:t xml:space="preserve"> </w:t>
-      </w:r>
-      <w:proofErr w:type="spellStart"/>
-      <w:r>
-        <w:rPr>
-          <w:rFonts w:ascii="Arial" w:hAnsi="Arial" w:cs="Arial"/>
-          <w:sz w:val="24"/>
-          <w:szCs w:val="24"/>
-        </w:rPr>
-        <w:t>dengan</w:t>
-      </w:r>
-      <w:proofErr w:type="spellEnd"/>
-      <w:r>
-        <w:rPr>
-          <w:rFonts w:ascii="Arial" w:hAnsi="Arial" w:cs="Arial"/>
-          <w:sz w:val="24"/>
-          <w:szCs w:val="24"/>
-        </w:rPr>
-        <w:t xml:space="preserve"> </w:t>
-      </w:r>
-      <w:proofErr w:type="spellStart"/>
-      <w:r>
-        <w:rPr>
-          <w:rFonts w:ascii="Arial" w:hAnsi="Arial" w:cs="Arial"/>
-          <w:sz w:val="24"/>
-          <w:szCs w:val="24"/>
-        </w:rPr>
-        <w:t>Klasifikasi</w:t>
-      </w:r>
-      <w:proofErr w:type="spellEnd"/>
-      <w:r>
-        <w:rPr>
-          <w:rFonts w:ascii="Arial" w:hAnsi="Arial" w:cs="Arial"/>
-          <w:sz w:val="24"/>
-          <w:szCs w:val="24"/>
-        </w:rPr>
-        <w:t xml:space="preserve"> yang </w:t>
-      </w:r>
-      <w:proofErr w:type="spellStart"/>
-      <w:r>
-        <w:rPr>
-          <w:rFonts w:ascii="Arial" w:hAnsi="Arial" w:cs="Arial"/>
-          <w:sz w:val="24"/>
-          <w:szCs w:val="24"/>
-        </w:rPr>
-        <w:t>ditetapkan</w:t>
-      </w:r>
-      <w:proofErr w:type="spellEnd"/>
-      <w:r>
-        <w:rPr>
-          <w:rFonts w:ascii="Arial" w:hAnsi="Arial" w:cs="Arial"/>
-          <w:sz w:val="24"/>
-          <w:szCs w:val="24"/>
-        </w:rPr>
-        <w:t xml:space="preserve"> </w:t>
-      </w:r>
-      <w:proofErr w:type="spellStart"/>
-      <w:r>
-        <w:rPr>
-          <w:rFonts w:ascii="Arial" w:hAnsi="Arial" w:cs="Arial"/>
-          <w:sz w:val="24"/>
-          <w:szCs w:val="24"/>
-        </w:rPr>
-        <w:t>Pemerintah</w:t>
-      </w:r>
-      <w:proofErr w:type="spellEnd"/>
-      <w:r>
-        <w:rPr>
-          <w:rFonts w:ascii="Arial" w:hAnsi="Arial" w:cs="Arial"/>
-          <w:sz w:val="24"/>
-          <w:szCs w:val="24"/>
-        </w:rPr>
-        <w:t>. (</w:t>
-      </w:r>
-      <w:proofErr w:type="spellStart"/>
-      <w:r>
-        <w:rPr>
-          <w:rFonts w:ascii="Arial" w:hAnsi="Arial" w:cs="Arial"/>
-          <w:sz w:val="24"/>
-          <w:szCs w:val="24"/>
-        </w:rPr>
-        <w:t>Permensos</w:t>
-      </w:r>
-      <w:proofErr w:type="spellEnd"/>
-      <w:r>
-        <w:rPr>
-          <w:rFonts w:ascii="Arial" w:hAnsi="Arial" w:cs="Arial"/>
-          <w:sz w:val="24"/>
-          <w:szCs w:val="24"/>
-        </w:rPr>
-        <w:t xml:space="preserve"> No 146/HUK/2013).</w:t>
+      <w:r>
+        <w:rPr>
+          <w:rFonts w:ascii="Arial" w:hAnsi="Arial" w:cs="Arial"/>
+          <w:sz w:val="24"/>
+          <w:szCs w:val="24"/>
+        </w:rPr>
+        <w:t>MAMPU sesuai dengan Klasifikasi yang ditetapkan Pemerintah. (Permensos No 146/HUK/2013).</w:t>
       </w:r>
     </w:p>
     <w:p>
@@ -1053,169 +581,7 @@
           <w:sz w:val="24"/>
           <w:szCs w:val="24"/>
         </w:rPr>
-        <w:t xml:space="preserve">Nama- nama </w:t>
-      </w:r>
-      <w:proofErr w:type="spellStart"/>
-      <w:r>
-        <w:rPr>
-          <w:rFonts w:ascii="Arial" w:hAnsi="Arial" w:cs="Arial"/>
-          <w:sz w:val="24"/>
-          <w:szCs w:val="24"/>
-        </w:rPr>
-        <w:t>dibawah</w:t>
-      </w:r>
-      <w:proofErr w:type="spellEnd"/>
-      <w:r>
-        <w:rPr>
-          <w:rFonts w:ascii="Arial" w:hAnsi="Arial" w:cs="Arial"/>
-          <w:sz w:val="24"/>
-          <w:szCs w:val="24"/>
-        </w:rPr>
-        <w:t xml:space="preserve"> </w:t>
-      </w:r>
-      <w:proofErr w:type="spellStart"/>
-      <w:r>
-        <w:rPr>
-          <w:rFonts w:ascii="Arial" w:hAnsi="Arial" w:cs="Arial"/>
-          <w:sz w:val="24"/>
-          <w:szCs w:val="24"/>
-        </w:rPr>
-        <w:t>ini</w:t>
-      </w:r>
-      <w:proofErr w:type="spellEnd"/>
-      <w:r>
-        <w:rPr>
-          <w:rFonts w:ascii="Arial" w:hAnsi="Arial" w:cs="Arial"/>
-          <w:sz w:val="24"/>
-          <w:szCs w:val="24"/>
-        </w:rPr>
-        <w:t xml:space="preserve"> </w:t>
-      </w:r>
-      <w:proofErr w:type="spellStart"/>
-      <w:r>
-        <w:rPr>
-          <w:rFonts w:ascii="Arial" w:hAnsi="Arial" w:cs="Arial"/>
-          <w:sz w:val="24"/>
-          <w:szCs w:val="24"/>
-        </w:rPr>
-        <w:t>diberikan</w:t>
-      </w:r>
-      <w:proofErr w:type="spellEnd"/>
-      <w:r>
-        <w:rPr>
-          <w:rFonts w:ascii="Arial" w:hAnsi="Arial" w:cs="Arial"/>
-          <w:sz w:val="24"/>
-          <w:szCs w:val="24"/>
-        </w:rPr>
-        <w:t xml:space="preserve"> </w:t>
-      </w:r>
-      <w:proofErr w:type="spellStart"/>
-      <w:r>
-        <w:rPr>
-          <w:rFonts w:ascii="Arial" w:hAnsi="Arial" w:cs="Arial"/>
-          <w:sz w:val="24"/>
-          <w:szCs w:val="24"/>
-        </w:rPr>
-        <w:t>untuk</w:t>
-      </w:r>
-      <w:proofErr w:type="spellEnd"/>
-      <w:r>
-        <w:rPr>
-          <w:rFonts w:ascii="Arial" w:hAnsi="Arial" w:cs="Arial"/>
-          <w:sz w:val="24"/>
-          <w:szCs w:val="24"/>
-        </w:rPr>
-        <w:t xml:space="preserve"> </w:t>
-      </w:r>
-      <w:proofErr w:type="spellStart"/>
-      <w:r>
-        <w:rPr>
-          <w:rFonts w:ascii="Arial" w:hAnsi="Arial" w:cs="Arial"/>
-          <w:sz w:val="24"/>
-          <w:szCs w:val="24"/>
-        </w:rPr>
-        <w:t>melengkapi</w:t>
-      </w:r>
-      <w:proofErr w:type="spellEnd"/>
-      <w:r>
-        <w:rPr>
-          <w:rFonts w:ascii="Arial" w:hAnsi="Arial" w:cs="Arial"/>
-          <w:sz w:val="24"/>
-          <w:szCs w:val="24"/>
-        </w:rPr>
-        <w:t xml:space="preserve"> </w:t>
-      </w:r>
-      <w:proofErr w:type="spellStart"/>
-      <w:r>
-        <w:rPr>
-          <w:rFonts w:ascii="Arial" w:hAnsi="Arial" w:cs="Arial"/>
-          <w:sz w:val="24"/>
-          <w:szCs w:val="24"/>
-        </w:rPr>
-        <w:t>persyaratan</w:t>
-      </w:r>
-      <w:proofErr w:type="spellEnd"/>
-      <w:r>
-        <w:rPr>
-          <w:rFonts w:ascii="Arial" w:hAnsi="Arial" w:cs="Arial"/>
-          <w:sz w:val="24"/>
-          <w:szCs w:val="24"/>
-        </w:rPr>
-        <w:t xml:space="preserve"> </w:t>
-      </w:r>
-      <w:proofErr w:type="spellStart"/>
-      <w:r>
-        <w:rPr>
-          <w:rFonts w:ascii="Arial" w:hAnsi="Arial" w:cs="Arial"/>
-          <w:sz w:val="24"/>
-          <w:szCs w:val="24"/>
-        </w:rPr>
-        <w:t>Permohonan</w:t>
-      </w:r>
-      <w:proofErr w:type="spellEnd"/>
-      <w:r>
-        <w:rPr>
-          <w:rFonts w:ascii="Arial" w:hAnsi="Arial" w:cs="Arial"/>
-          <w:sz w:val="24"/>
-          <w:szCs w:val="24"/>
-        </w:rPr>
-        <w:t xml:space="preserve"> </w:t>
-      </w:r>
-      <w:proofErr w:type="spellStart"/>
-      <w:r>
-        <w:rPr>
-          <w:rFonts w:ascii="Arial" w:hAnsi="Arial" w:cs="Arial"/>
-          <w:sz w:val="24"/>
-          <w:szCs w:val="24"/>
-        </w:rPr>
-        <w:t>bantuan</w:t>
-      </w:r>
-      <w:proofErr w:type="spellEnd"/>
-      <w:r>
-        <w:rPr>
-          <w:rFonts w:ascii="Arial" w:hAnsi="Arial" w:cs="Arial"/>
-          <w:sz w:val="24"/>
-          <w:szCs w:val="24"/>
-        </w:rPr>
-        <w:t xml:space="preserve"> </w:t>
-      </w:r>
-      <w:proofErr w:type="spellStart"/>
-      <w:r>
-        <w:rPr>
-          <w:rFonts w:ascii="Arial" w:hAnsi="Arial" w:cs="Arial"/>
-          <w:sz w:val="24"/>
-          <w:szCs w:val="24"/>
-        </w:rPr>
-        <w:t>pemasangan</w:t>
-      </w:r>
-      <w:proofErr w:type="spellEnd"/>
-      <w:r>
-        <w:rPr>
-          <w:rFonts w:ascii="Arial" w:hAnsi="Arial" w:cs="Arial"/>
-          <w:sz w:val="24"/>
-          <w:szCs w:val="24"/>
-        </w:rPr>
-        <w:t xml:space="preserve"> KWH Listrik</w:t>
+        <w:t>Nama- nama dibawah ini diberikan untuk melengkapi persyaratan Permohonan bantuan pemasangan KWH Listrik</w:t>
       </w:r>
       <w:r>
         <w:rPr>
@@ -1254,7 +620,6 @@
           <w:szCs w:val="24"/>
         </w:rPr>
       </w:pPr>
-      <w:proofErr w:type="spellStart"/>
       <w:r>
         <w:rPr>
           <w:rFonts w:ascii="Arial" w:eastAsia="SimSun" w:hAnsi="Arial" w:cs="Arial"/>
@@ -1262,217 +627,7 @@
           <w:sz w:val="24"/>
           <w:szCs w:val="24"/>
         </w:rPr>
-        <w:t>Demikian</w:t>
-      </w:r>
-      <w:proofErr w:type="spellEnd"/>
-      <w:r>
-        <w:rPr>
-          <w:rFonts w:ascii="Arial" w:eastAsia="SimSun" w:hAnsi="Arial" w:cs="Arial"/>
-          <w:color w:val="000000"/>
-          <w:sz w:val="24"/>
-          <w:szCs w:val="24"/>
-        </w:rPr>
-        <w:t xml:space="preserve"> </w:t>
-      </w:r>
-      <w:proofErr w:type="spellStart"/>
-      <w:r>
-        <w:rPr>
-          <w:rFonts w:ascii="Arial" w:eastAsia="SimSun" w:hAnsi="Arial" w:cs="Arial"/>
-          <w:color w:val="000000"/>
-          <w:sz w:val="24"/>
-          <w:szCs w:val="24"/>
-        </w:rPr>
-        <w:t>surat</w:t>
-      </w:r>
-      <w:proofErr w:type="spellEnd"/>
-      <w:r>
-        <w:rPr>
-          <w:rFonts w:ascii="Arial" w:eastAsia="SimSun" w:hAnsi="Arial" w:cs="Arial"/>
-          <w:color w:val="000000"/>
-          <w:sz w:val="24"/>
-          <w:szCs w:val="24"/>
-        </w:rPr>
-        <w:t xml:space="preserve"> </w:t>
-      </w:r>
-      <w:proofErr w:type="spellStart"/>
-      <w:r>
-        <w:rPr>
-          <w:rFonts w:ascii="Arial" w:eastAsia="SimSun" w:hAnsi="Arial" w:cs="Arial"/>
-          <w:color w:val="000000"/>
-          <w:sz w:val="24"/>
-          <w:szCs w:val="24"/>
-        </w:rPr>
-        <w:t>keterangan</w:t>
-      </w:r>
-      <w:proofErr w:type="spellEnd"/>
-      <w:r>
-        <w:rPr>
-          <w:rFonts w:ascii="Arial" w:eastAsia="SimSun" w:hAnsi="Arial" w:cs="Arial"/>
-          <w:color w:val="000000"/>
-          <w:sz w:val="24"/>
-          <w:szCs w:val="24"/>
-        </w:rPr>
-        <w:t xml:space="preserve"> </w:t>
-      </w:r>
-      <w:proofErr w:type="spellStart"/>
-      <w:r>
-        <w:rPr>
-          <w:rFonts w:ascii="Arial" w:eastAsia="SimSun" w:hAnsi="Arial" w:cs="Arial"/>
-          <w:color w:val="000000"/>
-          <w:sz w:val="24"/>
-          <w:szCs w:val="24"/>
-        </w:rPr>
-        <w:t>ini</w:t>
-      </w:r>
-      <w:proofErr w:type="spellEnd"/>
-      <w:r>
-        <w:rPr>
-          <w:rFonts w:ascii="Arial" w:eastAsia="SimSun" w:hAnsi="Arial" w:cs="Arial"/>
-          <w:color w:val="000000"/>
-          <w:sz w:val="24"/>
-          <w:szCs w:val="24"/>
-        </w:rPr>
-        <w:t xml:space="preserve"> kami </w:t>
-      </w:r>
-      <w:proofErr w:type="spellStart"/>
-      <w:r>
-        <w:rPr>
-          <w:rFonts w:ascii="Arial" w:eastAsia="SimSun" w:hAnsi="Arial" w:cs="Arial"/>
-          <w:color w:val="000000"/>
-          <w:sz w:val="24"/>
-          <w:szCs w:val="24"/>
-        </w:rPr>
-        <w:t>buat</w:t>
-      </w:r>
-      <w:proofErr w:type="spellEnd"/>
-      <w:r>
-        <w:rPr>
-          <w:rFonts w:ascii="Arial" w:eastAsia="SimSun" w:hAnsi="Arial" w:cs="Arial"/>
-          <w:color w:val="000000"/>
-          <w:sz w:val="24"/>
-          <w:szCs w:val="24"/>
-        </w:rPr>
-        <w:t xml:space="preserve"> </w:t>
-      </w:r>
-      <w:proofErr w:type="spellStart"/>
-      <w:r>
-        <w:rPr>
-          <w:rFonts w:ascii="Arial" w:eastAsia="SimSun" w:hAnsi="Arial" w:cs="Arial"/>
-          <w:color w:val="000000"/>
-          <w:sz w:val="24"/>
-          <w:szCs w:val="24"/>
-        </w:rPr>
-        <w:t>dengan</w:t>
-      </w:r>
-      <w:proofErr w:type="spellEnd"/>
-      <w:r>
-        <w:rPr>
-          <w:rFonts w:ascii="Arial" w:eastAsia="SimSun" w:hAnsi="Arial" w:cs="Arial"/>
-          <w:color w:val="000000"/>
-          <w:sz w:val="24"/>
-          <w:szCs w:val="24"/>
-        </w:rPr>
-        <w:t xml:space="preserve"> </w:t>
-      </w:r>
-      <w:proofErr w:type="spellStart"/>
-      <w:r>
-        <w:rPr>
-          <w:rFonts w:ascii="Arial" w:eastAsia="SimSun" w:hAnsi="Arial" w:cs="Arial"/>
-          <w:color w:val="000000"/>
-          <w:sz w:val="24"/>
-          <w:szCs w:val="24"/>
-        </w:rPr>
-        <w:t>sebenarnya</w:t>
-      </w:r>
-      <w:proofErr w:type="spellEnd"/>
-      <w:r>
-        <w:rPr>
-          <w:rFonts w:ascii="Arial" w:eastAsia="SimSun" w:hAnsi="Arial" w:cs="Arial"/>
-          <w:color w:val="000000"/>
-          <w:sz w:val="24"/>
-          <w:szCs w:val="24"/>
-        </w:rPr>
-        <w:t xml:space="preserve">, agar </w:t>
-      </w:r>
-      <w:proofErr w:type="spellStart"/>
-      <w:r>
-        <w:rPr>
-          <w:rFonts w:ascii="Arial" w:eastAsia="SimSun" w:hAnsi="Arial" w:cs="Arial"/>
-          <w:color w:val="000000"/>
-          <w:sz w:val="24"/>
-          <w:szCs w:val="24"/>
-        </w:rPr>
-        <w:t>dapat</w:t>
-      </w:r>
-      <w:proofErr w:type="spellEnd"/>
-      <w:r>
-        <w:rPr>
-          <w:rFonts w:ascii="Arial" w:eastAsia="SimSun" w:hAnsi="Arial" w:cs="Arial"/>
-          <w:color w:val="000000"/>
-          <w:sz w:val="24"/>
-          <w:szCs w:val="24"/>
-        </w:rPr>
-        <w:t xml:space="preserve"> </w:t>
-      </w:r>
-      <w:proofErr w:type="spellStart"/>
-      <w:r>
-        <w:rPr>
-          <w:rFonts w:ascii="Arial" w:eastAsia="SimSun" w:hAnsi="Arial" w:cs="Arial"/>
-          <w:color w:val="000000"/>
-          <w:sz w:val="24"/>
-          <w:szCs w:val="24"/>
-        </w:rPr>
-        <w:t>dipergunkan</w:t>
-      </w:r>
-      <w:proofErr w:type="spellEnd"/>
-      <w:r>
-        <w:rPr>
-          <w:rFonts w:ascii="Arial" w:eastAsia="SimSun" w:hAnsi="Arial" w:cs="Arial"/>
-          <w:color w:val="000000"/>
-          <w:sz w:val="24"/>
-          <w:szCs w:val="24"/>
-        </w:rPr>
-        <w:t xml:space="preserve"> </w:t>
-      </w:r>
-      <w:proofErr w:type="spellStart"/>
-      <w:r>
-        <w:rPr>
-          <w:rFonts w:ascii="Arial" w:eastAsia="SimSun" w:hAnsi="Arial" w:cs="Arial"/>
-          <w:color w:val="000000"/>
-          <w:sz w:val="24"/>
-          <w:szCs w:val="24"/>
-        </w:rPr>
-        <w:t>sebagaimana</w:t>
-      </w:r>
-      <w:proofErr w:type="spellEnd"/>
-      <w:r>
-        <w:rPr>
-          <w:rFonts w:ascii="Arial" w:eastAsia="SimSun" w:hAnsi="Arial" w:cs="Arial"/>
-          <w:color w:val="000000"/>
-          <w:sz w:val="24"/>
-          <w:szCs w:val="24"/>
-        </w:rPr>
-        <w:t xml:space="preserve"> </w:t>
-      </w:r>
-      <w:proofErr w:type="spellStart"/>
-      <w:r>
-        <w:rPr>
-          <w:rFonts w:ascii="Arial" w:eastAsia="SimSun" w:hAnsi="Arial" w:cs="Arial"/>
-          <w:color w:val="000000"/>
-          <w:sz w:val="24"/>
-          <w:szCs w:val="24"/>
-        </w:rPr>
-        <w:t>mestinya</w:t>
-      </w:r>
-      <w:proofErr w:type="spellEnd"/>
-      <w:r>
-        <w:rPr>
-          <w:rFonts w:ascii="Arial" w:eastAsia="SimSun" w:hAnsi="Arial" w:cs="Arial"/>
-          <w:color w:val="000000"/>
-          <w:sz w:val="24"/>
-          <w:szCs w:val="24"/>
-        </w:rPr>
-        <w:t>.</w:t>
+        <w:t>Demikian surat keterangan ini kami buat dengan sebenarnya, agar dapat dipergunkan sebagaimana mestinya.</w:t>
       </w:r>
     </w:p>
     <w:p>
@@ -1509,43 +664,23 @@
           <w:szCs w:val="24"/>
         </w:rPr>
       </w:pPr>
-      <w:proofErr w:type="spellStart"/>
-      <w:r>
-        <w:rPr>
-          <w:rFonts w:ascii="Arial" w:hAnsi="Arial" w:cs="Arial"/>
-          <w:sz w:val="24"/>
-          <w:szCs w:val="24"/>
-        </w:rPr>
-        <w:t>Dikeluarkan</w:t>
-      </w:r>
-      <w:proofErr w:type="spellEnd"/>
-      <w:r>
-        <w:rPr>
-          <w:rFonts w:ascii="Arial" w:hAnsi="Arial" w:cs="Arial"/>
-          <w:sz w:val="24"/>
-          <w:szCs w:val="24"/>
-        </w:rPr>
-        <w:t xml:space="preserve"> di</w:t>
-      </w:r>
-      <w:r>
-        <w:rPr>
-          <w:rFonts w:ascii="Arial" w:hAnsi="Arial" w:cs="Arial"/>
-          <w:sz w:val="24"/>
-          <w:szCs w:val="24"/>
-        </w:rPr>
-        <w:tab/>
-        <w:t xml:space="preserve">: </w:t>
-      </w:r>
-      <w:proofErr w:type="spellStart"/>
-      <w:r>
-        <w:rPr>
-          <w:rFonts w:ascii="Arial" w:hAnsi="Arial" w:cs="Arial"/>
-          <w:sz w:val="24"/>
-          <w:szCs w:val="24"/>
-        </w:rPr>
-        <w:t>Caringin</w:t>
-      </w:r>
-      <w:proofErr w:type="spellEnd"/>
+      <w:r>
+        <w:rPr>
+          <w:rFonts w:ascii="Arial" w:hAnsi="Arial" w:cs="Arial"/>
+          <w:sz w:val="24"/>
+          <w:szCs w:val="24"/>
+        </w:rPr>
+        <w:t>Dikeluarkan di</w:t>
+      </w:r>
+      <w:r>
+        <w:rPr>
+          <w:rFonts w:ascii="Arial" w:hAnsi="Arial" w:cs="Arial"/>
+          <w:sz w:val="24"/>
+          <w:szCs w:val="24"/>
+        </w:rPr>
+        <w:tab/>
+        <w:t>: Caringin</w:t>
+      </w:r>
     </w:p>
     <w:p>
       <w:pPr>
@@ -1563,7 +698,7 @@
           <w:sz w:val="24"/>
           <w:szCs w:val="24"/>
         </w:rPr>
-        <w:pict>
+        <w:pict w14:anchorId="774A89DF">
           <v:line id="Straight Connector 2" o:spid="_x0000_s1033" style="position:absolute;left:0;text-align:left;flip:y;z-index:251658752;visibility:visible;mso-width-relative:margin" from="248.15pt,15.75pt" to="458pt,16.45pt" o:gfxdata="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" strokecolor="windowText" strokeweight="3pt">
             <v:shadow on="t" color="black" opacity="22937f" origin=",.5" offset="0,.63889mm"/>
           </v:line>
@@ -1575,18 +710,8 @@
           <w:sz w:val="24"/>
           <w:szCs w:val="24"/>
         </w:rPr>
-        <w:t xml:space="preserve">Pada </w:t>
-      </w:r>
-      <w:proofErr w:type="spellStart"/>
-      <w:r>
-        <w:rPr>
-          <w:rFonts w:ascii="Arial" w:hAnsi="Arial" w:cs="Arial"/>
-          <w:sz w:val="24"/>
-          <w:szCs w:val="24"/>
-        </w:rPr>
-        <w:t>Tanggal</w:t>
-      </w:r>
-      <w:proofErr w:type="spellEnd"/>
+        <w:t>Pada Tanggal</w:t>
+      </w:r>
       <w:r>
         <w:rPr>
           <w:rFonts w:ascii="Arial" w:hAnsi="Arial" w:cs="Arial"/>
@@ -1602,7 +727,7 @@
           <w:sz w:val="24"/>
           <w:szCs w:val="24"/>
         </w:rPr>
-        <w:t>14 Mei 2025</w:t>
+        <w:t>${TANGGAL_SEKARANG}</w:t>
       </w:r>
     </w:p>
     <w:p>
@@ -1624,34 +749,14 @@
           <w:szCs w:val="24"/>
         </w:rPr>
       </w:pPr>
-      <w:proofErr w:type="spellStart"/>
-      <w:r>
-        <w:rPr>
-          <w:rFonts w:ascii="Arial" w:hAnsi="Arial" w:cs="Arial"/>
-          <w:sz w:val="24"/>
-          <w:szCs w:val="24"/>
-        </w:rPr>
-        <w:t>Kepala</w:t>
-      </w:r>
-      <w:proofErr w:type="spellEnd"/>
-      <w:r>
-        <w:rPr>
-          <w:rFonts w:ascii="Arial" w:hAnsi="Arial" w:cs="Arial"/>
-          <w:sz w:val="24"/>
-          <w:szCs w:val="24"/>
-        </w:rPr>
-        <w:t xml:space="preserve"> Desa </w:t>
-      </w:r>
-      <w:proofErr w:type="spellStart"/>
-      <w:r>
-        <w:rPr>
-          <w:rFonts w:ascii="Arial" w:hAnsi="Arial" w:cs="Arial"/>
-          <w:sz w:val="24"/>
-          <w:szCs w:val="24"/>
-        </w:rPr>
-        <w:t>Caringin</w:t>
-      </w:r>
-      <w:proofErr w:type="spellEnd"/>
+      <w:r>
+        <w:rPr>
+          <w:rFonts w:ascii="Arial" w:hAnsi="Arial" w:cs="Arial"/>
+          <w:sz w:val="24"/>
+          <w:szCs w:val="24"/>
+        </w:rPr>
+        <w:t>Kepala Desa Caringin</w:t>
+      </w:r>
     </w:p>
     <w:p>
       <w:pPr>
@@ -1720,7 +825,7 @@
           <w:szCs w:val="24"/>
           <w:u w:val="single"/>
         </w:rPr>
-        <w:t>M A R P U D I N</w:t>
+        <w:t>${KEPALA_DESA}</w:t>
       </w:r>
       <w:r>
         <w:rPr>
@@ -2001,7 +1106,7 @@
           <w:sz w:val="28"/>
           <w:u w:val="none"/>
         </w:rPr>
-        <w:pict>
+        <w:pict w14:anchorId="01982042">
           <v:shape id="_x0000_s1031" type="#_x0000_t75" alt="Description: http://media1.picsearch.com/is?G5bJSVrWbLEcHRKz3ZBLzAdDLDi2WFJBBa-oZecA0cU&amp;height=157" style="position:absolute;left:0;text-align:left;margin-left:229.05pt;margin-top:-10.95pt;width:64.5pt;height:69.75pt;z-index:251657728;visibility:visible">
             <v:imagedata r:id="rId6" o:title="is?G5bJSVrWbLEcHRKz3ZBLzAdDLDi2WFJBBa-oZecA0cU&amp;height=157"/>
           </v:shape>
@@ -2152,7 +1257,6 @@
         </w:rPr>
         <w:t xml:space="preserve">                                             </w:t>
       </w:r>
-      <w:proofErr w:type="spellStart"/>
       <w:r>
         <w:rPr>
           <w:rFonts w:ascii="Bookman Old Style" w:hAnsi="Bookman Old Style" w:cs="Arial"/>
@@ -2161,9 +1265,8 @@
           <w:sz w:val="22"/>
           <w:szCs w:val="22"/>
         </w:rPr>
-        <w:t>Nomor</w:t>
-      </w:r>
-      <w:proofErr w:type="spellEnd"/>
+        <w:t>Nomor: ${NOMOR_SURAT}</w:t>
+      </w:r>
       <w:r>
         <w:rPr>
           <w:rFonts w:ascii="Bookman Old Style" w:hAnsi="Bookman Old Style" w:cs="Arial"/>
@@ -2172,7 +1275,7 @@
           <w:sz w:val="22"/>
           <w:szCs w:val="22"/>
         </w:rPr>
-        <w:t>: 474.1 /     /</w:t>
+        <w:t> </w:t>
       </w:r>
       <w:r>
         <w:rPr>
@@ -2182,17 +1285,7 @@
           <w:sz w:val="22"/>
           <w:szCs w:val="22"/>
         </w:rPr>
-        <w:t>V</w:t>
-      </w:r>
-      <w:r>
-        <w:rPr>
-          <w:rFonts w:ascii="Bookman Old Style" w:hAnsi="Bookman Old Style" w:cs="Arial"/>
-          <w:b/>
-          <w:color w:val="000000"/>
-          <w:sz w:val="22"/>
-          <w:szCs w:val="22"/>
-        </w:rPr>
-        <w:t xml:space="preserve"> / 2017</w:t>
+        <w:t xml:space="preserve"> </w:t>
       </w:r>
     </w:p>
     <w:p>
@@ -2306,7 +1399,7 @@
           <w:szCs w:val="24"/>
           <w:lang w:val="sv-SE"/>
         </w:rPr>
-        <w:t>NANANG SUARNA</w:t>
+        <w:t>${KEPALA_DESA}</w:t>
       </w:r>
     </w:p>
     <w:p>
@@ -2447,7 +1540,7 @@
           <w:szCs w:val="24"/>
           <w:lang w:val="sv-SE"/>
         </w:rPr>
-        <w:t>JAMALUDIN</w:t>
+        <w:t>${NAMA_LENGKAP}</w:t>
       </w:r>
     </w:p>
     <w:p>
@@ -2507,7 +1600,18 @@
           <w:lang w:val="sv-SE"/>
         </w:rPr>
         <w:tab/>
-        <w:t>:  3202400908072860</w:t>
+        <w:t xml:space="preserve">:  </w:t>
+      </w:r>
+      <w:r>
+        <w:rPr>
+          <w:rFonts w:ascii="Bookman Old Style" w:hAnsi="Bookman Old Style" w:cs="Arial"/>
+          <w:b/>
+          <w:color w:val="000000"/>
+          <w:sz w:val="24"/>
+          <w:szCs w:val="24"/>
+          <w:lang w:val="sv-SE"/>
+        </w:rPr>
+        <w:t>${NO_KK}</w:t>
       </w:r>
     </w:p>
     <w:p>
@@ -2567,7 +1671,18 @@
           <w:lang w:val="sv-SE"/>
         </w:rPr>
         <w:tab/>
-        <w:t>:  3202400206940001</w:t>
+        <w:t xml:space="preserve">:  </w:t>
+      </w:r>
+      <w:r>
+        <w:rPr>
+          <w:rFonts w:ascii="Bookman Old Style" w:hAnsi="Bookman Old Style" w:cs="Arial"/>
+          <w:b/>
+          <w:color w:val="000000"/>
+          <w:sz w:val="24"/>
+          <w:szCs w:val="24"/>
+          <w:lang w:val="sv-SE"/>
+        </w:rPr>
+        <w:t>${NIK}</w:t>
       </w:r>
     </w:p>
     <w:p>
@@ -2612,7 +1727,7 @@
           <w:lang w:val="sv-SE"/>
         </w:rPr>
         <w:tab/>
-        <w:t>:  Sukabumi, 02 – 06  - 1994</w:t>
+        <w:t>:  ${TTL}</w:t>
       </w:r>
     </w:p>
     <w:p>
@@ -2657,7 +1772,7 @@
           <w:lang w:val="sv-SE"/>
         </w:rPr>
         <w:tab/>
-        <w:t xml:space="preserve">:  Laki- Laki  </w:t>
+        <w:t xml:space="preserve">:  ${JENIS_KELAMIN}  </w:t>
       </w:r>
     </w:p>
     <w:p>
@@ -2722,7 +1837,7 @@
           <w:szCs w:val="24"/>
           <w:lang w:val="sv-SE"/>
         </w:rPr>
-        <w:t>Belum Bekerja</w:t>
+        <w:t>${PEKERJAAN}</w:t>
       </w:r>
     </w:p>
     <w:p>
@@ -2771,36 +1886,8 @@
           <w:szCs w:val="24"/>
         </w:rPr>
         <w:tab/>
-        <w:t xml:space="preserve">:  </w:t>
-      </w:r>
-      <w:proofErr w:type="spellStart"/>
-      <w:r>
-        <w:rPr>
-          <w:rFonts w:ascii="Bookman Old Style" w:hAnsi="Bookman Old Style" w:cs="Arial"/>
-          <w:color w:val="000000"/>
-          <w:szCs w:val="24"/>
-        </w:rPr>
-        <w:t>Kp.Cigeblug</w:t>
-      </w:r>
-      <w:proofErr w:type="spellEnd"/>
-      <w:r>
-        <w:rPr>
-          <w:rFonts w:ascii="Bookman Old Style" w:hAnsi="Bookman Old Style" w:cs="Arial"/>
-          <w:color w:val="000000"/>
-          <w:szCs w:val="24"/>
-        </w:rPr>
-        <w:t xml:space="preserve"> Rt  029   RW 008 Desa </w:t>
-      </w:r>
-      <w:proofErr w:type="spellStart"/>
-      <w:r>
-        <w:rPr>
-          <w:rFonts w:ascii="Bookman Old Style" w:hAnsi="Bookman Old Style" w:cs="Arial"/>
-          <w:color w:val="000000"/>
-          <w:szCs w:val="24"/>
-        </w:rPr>
-        <w:t>Caringin</w:t>
-      </w:r>
-      <w:proofErr w:type="spellEnd"/>
+        <w:t>:  ${ALAMAT_LENGKAP}</w:t>
+      </w:r>
     </w:p>
     <w:p>
       <w:pPr>
@@ -2820,7 +1907,6 @@
           <w:szCs w:val="24"/>
         </w:rPr>
       </w:pPr>
-      <w:proofErr w:type="spellStart"/>
       <w:r>
         <w:rPr>
           <w:rFonts w:ascii="Bookman Old Style" w:eastAsia="SimSun" w:hAnsi="Bookman Old Style" w:cs="Arial"/>
@@ -2828,357 +1914,7 @@
           <w:sz w:val="24"/>
           <w:szCs w:val="24"/>
         </w:rPr>
-        <w:t>Menerangkan</w:t>
-      </w:r>
-      <w:proofErr w:type="spellEnd"/>
-      <w:r>
-        <w:rPr>
-          <w:rFonts w:ascii="Bookman Old Style" w:eastAsia="SimSun" w:hAnsi="Bookman Old Style" w:cs="Arial"/>
-          <w:color w:val="000000"/>
-          <w:sz w:val="24"/>
-          <w:szCs w:val="24"/>
-        </w:rPr>
-        <w:t xml:space="preserve"> </w:t>
-      </w:r>
-      <w:proofErr w:type="spellStart"/>
-      <w:r>
-        <w:rPr>
-          <w:rFonts w:ascii="Bookman Old Style" w:eastAsia="SimSun" w:hAnsi="Bookman Old Style" w:cs="Arial"/>
-          <w:color w:val="000000"/>
-          <w:sz w:val="24"/>
-          <w:szCs w:val="24"/>
-        </w:rPr>
-        <w:t>bahwa</w:t>
-      </w:r>
-      <w:proofErr w:type="spellEnd"/>
-      <w:r>
-        <w:rPr>
-          <w:rFonts w:ascii="Bookman Old Style" w:eastAsia="SimSun" w:hAnsi="Bookman Old Style" w:cs="Arial"/>
-          <w:color w:val="000000"/>
-          <w:sz w:val="24"/>
-          <w:szCs w:val="24"/>
-        </w:rPr>
-        <w:t xml:space="preserve"> </w:t>
-      </w:r>
-      <w:proofErr w:type="spellStart"/>
-      <w:r>
-        <w:rPr>
-          <w:rFonts w:ascii="Bookman Old Style" w:eastAsia="SimSun" w:hAnsi="Bookman Old Style" w:cs="Arial"/>
-          <w:color w:val="000000"/>
-          <w:sz w:val="24"/>
-          <w:szCs w:val="24"/>
-        </w:rPr>
-        <w:t>benar</w:t>
-      </w:r>
-      <w:proofErr w:type="spellEnd"/>
-      <w:r>
-        <w:rPr>
-          <w:rFonts w:ascii="Bookman Old Style" w:eastAsia="SimSun" w:hAnsi="Bookman Old Style" w:cs="Arial"/>
-          <w:color w:val="000000"/>
-          <w:sz w:val="24"/>
-          <w:szCs w:val="24"/>
-        </w:rPr>
-        <w:t xml:space="preserve"> – </w:t>
-      </w:r>
-      <w:proofErr w:type="spellStart"/>
-      <w:r>
-        <w:rPr>
-          <w:rFonts w:ascii="Bookman Old Style" w:eastAsia="SimSun" w:hAnsi="Bookman Old Style" w:cs="Arial"/>
-          <w:color w:val="000000"/>
-          <w:sz w:val="24"/>
-          <w:szCs w:val="24"/>
-        </w:rPr>
-        <w:t>benar</w:t>
-      </w:r>
-      <w:proofErr w:type="spellEnd"/>
-      <w:r>
-        <w:rPr>
-          <w:rFonts w:ascii="Bookman Old Style" w:eastAsia="SimSun" w:hAnsi="Bookman Old Style" w:cs="Arial"/>
-          <w:color w:val="000000"/>
-          <w:sz w:val="24"/>
-          <w:szCs w:val="24"/>
-        </w:rPr>
-        <w:t xml:space="preserve"> nama </w:t>
-      </w:r>
-      <w:proofErr w:type="spellStart"/>
-      <w:r>
-        <w:rPr>
-          <w:rFonts w:ascii="Bookman Old Style" w:eastAsia="SimSun" w:hAnsi="Bookman Old Style" w:cs="Arial"/>
-          <w:color w:val="000000"/>
-          <w:sz w:val="24"/>
-          <w:szCs w:val="24"/>
-        </w:rPr>
-        <w:t>diatas</w:t>
-      </w:r>
-      <w:proofErr w:type="spellEnd"/>
-      <w:r>
-        <w:rPr>
-          <w:rFonts w:ascii="Bookman Old Style" w:eastAsia="SimSun" w:hAnsi="Bookman Old Style" w:cs="Arial"/>
-          <w:color w:val="000000"/>
-          <w:sz w:val="24"/>
-          <w:szCs w:val="24"/>
-        </w:rPr>
-        <w:t xml:space="preserve"> </w:t>
-      </w:r>
-      <w:proofErr w:type="spellStart"/>
-      <w:r>
-        <w:rPr>
-          <w:rFonts w:ascii="Bookman Old Style" w:eastAsia="SimSun" w:hAnsi="Bookman Old Style" w:cs="Arial"/>
-          <w:color w:val="000000"/>
-          <w:sz w:val="24"/>
-          <w:szCs w:val="24"/>
-        </w:rPr>
-        <w:t>telah</w:t>
-      </w:r>
-      <w:proofErr w:type="spellEnd"/>
-      <w:r>
-        <w:rPr>
-          <w:rFonts w:ascii="Bookman Old Style" w:eastAsia="SimSun" w:hAnsi="Bookman Old Style" w:cs="Arial"/>
-          <w:color w:val="000000"/>
-          <w:sz w:val="24"/>
-          <w:szCs w:val="24"/>
-        </w:rPr>
-        <w:t xml:space="preserve"> </w:t>
-      </w:r>
-      <w:proofErr w:type="spellStart"/>
-      <w:r>
-        <w:rPr>
-          <w:rFonts w:ascii="Bookman Old Style" w:eastAsia="SimSun" w:hAnsi="Bookman Old Style" w:cs="Arial"/>
-          <w:color w:val="000000"/>
-          <w:sz w:val="24"/>
-          <w:szCs w:val="24"/>
-        </w:rPr>
-        <w:t>melakukan</w:t>
-      </w:r>
-      <w:proofErr w:type="spellEnd"/>
-      <w:r>
-        <w:rPr>
-          <w:rFonts w:ascii="Bookman Old Style" w:eastAsia="SimSun" w:hAnsi="Bookman Old Style" w:cs="Arial"/>
-          <w:color w:val="000000"/>
-          <w:sz w:val="24"/>
-          <w:szCs w:val="24"/>
-        </w:rPr>
-        <w:t xml:space="preserve"> </w:t>
-      </w:r>
-      <w:proofErr w:type="spellStart"/>
-      <w:r>
-        <w:rPr>
-          <w:rFonts w:ascii="Bookman Old Style" w:eastAsia="SimSun" w:hAnsi="Bookman Old Style" w:cs="Arial"/>
-          <w:color w:val="000000"/>
-          <w:sz w:val="24"/>
-          <w:szCs w:val="24"/>
-        </w:rPr>
-        <w:t>pembuatan</w:t>
-      </w:r>
-      <w:proofErr w:type="spellEnd"/>
-      <w:r>
-        <w:rPr>
-          <w:rFonts w:ascii="Bookman Old Style" w:eastAsia="SimSun" w:hAnsi="Bookman Old Style" w:cs="Arial"/>
-          <w:color w:val="000000"/>
-          <w:sz w:val="24"/>
-          <w:szCs w:val="24"/>
-        </w:rPr>
-        <w:t xml:space="preserve"> </w:t>
-      </w:r>
-      <w:proofErr w:type="spellStart"/>
-      <w:r>
-        <w:rPr>
-          <w:rFonts w:ascii="Bookman Old Style" w:eastAsia="SimSun" w:hAnsi="Bookman Old Style" w:cs="Arial"/>
-          <w:color w:val="000000"/>
-          <w:sz w:val="24"/>
-          <w:szCs w:val="24"/>
-        </w:rPr>
-        <w:t>akte</w:t>
-      </w:r>
-      <w:proofErr w:type="spellEnd"/>
-      <w:r>
-        <w:rPr>
-          <w:rFonts w:ascii="Bookman Old Style" w:eastAsia="SimSun" w:hAnsi="Bookman Old Style" w:cs="Arial"/>
-          <w:color w:val="000000"/>
-          <w:sz w:val="24"/>
-          <w:szCs w:val="24"/>
-        </w:rPr>
-        <w:t xml:space="preserve">  </w:t>
-      </w:r>
-      <w:proofErr w:type="spellStart"/>
-      <w:r>
-        <w:rPr>
-          <w:rFonts w:ascii="Bookman Old Style" w:eastAsia="SimSun" w:hAnsi="Bookman Old Style" w:cs="Arial"/>
-          <w:color w:val="000000"/>
-          <w:sz w:val="24"/>
-          <w:szCs w:val="24"/>
-        </w:rPr>
-        <w:t>kelahiran</w:t>
-      </w:r>
-      <w:proofErr w:type="spellEnd"/>
-      <w:r>
-        <w:rPr>
-          <w:rFonts w:ascii="Bookman Old Style" w:eastAsia="SimSun" w:hAnsi="Bookman Old Style" w:cs="Arial"/>
-          <w:color w:val="000000"/>
-          <w:sz w:val="24"/>
-          <w:szCs w:val="24"/>
-        </w:rPr>
-        <w:t xml:space="preserve">, dan </w:t>
-      </w:r>
-      <w:proofErr w:type="spellStart"/>
-      <w:r>
-        <w:rPr>
-          <w:rFonts w:ascii="Bookman Old Style" w:eastAsia="SimSun" w:hAnsi="Bookman Old Style" w:cs="Arial"/>
-          <w:color w:val="000000"/>
-          <w:sz w:val="24"/>
-          <w:szCs w:val="24"/>
-        </w:rPr>
-        <w:t>sampai</w:t>
-      </w:r>
-      <w:proofErr w:type="spellEnd"/>
-      <w:r>
-        <w:rPr>
-          <w:rFonts w:ascii="Bookman Old Style" w:eastAsia="SimSun" w:hAnsi="Bookman Old Style" w:cs="Arial"/>
-          <w:color w:val="000000"/>
-          <w:sz w:val="24"/>
-          <w:szCs w:val="24"/>
-        </w:rPr>
-        <w:t xml:space="preserve"> </w:t>
-      </w:r>
-      <w:proofErr w:type="spellStart"/>
-      <w:r>
-        <w:rPr>
-          <w:rFonts w:ascii="Bookman Old Style" w:eastAsia="SimSun" w:hAnsi="Bookman Old Style" w:cs="Arial"/>
-          <w:color w:val="000000"/>
-          <w:sz w:val="24"/>
-          <w:szCs w:val="24"/>
-        </w:rPr>
-        <w:t>saat</w:t>
-      </w:r>
-      <w:proofErr w:type="spellEnd"/>
-      <w:r>
-        <w:rPr>
-          <w:rFonts w:ascii="Bookman Old Style" w:eastAsia="SimSun" w:hAnsi="Bookman Old Style" w:cs="Arial"/>
-          <w:color w:val="000000"/>
-          <w:sz w:val="24"/>
-          <w:szCs w:val="24"/>
-        </w:rPr>
-        <w:t xml:space="preserve"> </w:t>
-      </w:r>
-      <w:proofErr w:type="spellStart"/>
-      <w:r>
-        <w:rPr>
-          <w:rFonts w:ascii="Bookman Old Style" w:eastAsia="SimSun" w:hAnsi="Bookman Old Style" w:cs="Arial"/>
-          <w:color w:val="000000"/>
-          <w:sz w:val="24"/>
-          <w:szCs w:val="24"/>
-        </w:rPr>
-        <w:t>ini</w:t>
-      </w:r>
-      <w:proofErr w:type="spellEnd"/>
-      <w:r>
-        <w:rPr>
-          <w:rFonts w:ascii="Bookman Old Style" w:eastAsia="SimSun" w:hAnsi="Bookman Old Style" w:cs="Arial"/>
-          <w:color w:val="000000"/>
-          <w:sz w:val="24"/>
-          <w:szCs w:val="24"/>
-        </w:rPr>
-        <w:t xml:space="preserve"> </w:t>
-      </w:r>
-      <w:proofErr w:type="spellStart"/>
-      <w:r>
-        <w:rPr>
-          <w:rFonts w:ascii="Bookman Old Style" w:eastAsia="SimSun" w:hAnsi="Bookman Old Style" w:cs="Arial"/>
-          <w:color w:val="000000"/>
-          <w:sz w:val="24"/>
-          <w:szCs w:val="24"/>
-        </w:rPr>
-        <w:t>akte</w:t>
-      </w:r>
-      <w:proofErr w:type="spellEnd"/>
-      <w:r>
-        <w:rPr>
-          <w:rFonts w:ascii="Bookman Old Style" w:eastAsia="SimSun" w:hAnsi="Bookman Old Style" w:cs="Arial"/>
-          <w:color w:val="000000"/>
-          <w:sz w:val="24"/>
-          <w:szCs w:val="24"/>
-        </w:rPr>
-        <w:t xml:space="preserve"> </w:t>
-      </w:r>
-      <w:proofErr w:type="spellStart"/>
-      <w:r>
-        <w:rPr>
-          <w:rFonts w:ascii="Bookman Old Style" w:eastAsia="SimSun" w:hAnsi="Bookman Old Style" w:cs="Arial"/>
-          <w:color w:val="000000"/>
-          <w:sz w:val="24"/>
-          <w:szCs w:val="24"/>
-        </w:rPr>
-        <w:t>kelahiran</w:t>
-      </w:r>
-      <w:proofErr w:type="spellEnd"/>
-      <w:r>
-        <w:rPr>
-          <w:rFonts w:ascii="Bookman Old Style" w:eastAsia="SimSun" w:hAnsi="Bookman Old Style" w:cs="Arial"/>
-          <w:color w:val="000000"/>
-          <w:sz w:val="24"/>
-          <w:szCs w:val="24"/>
-        </w:rPr>
-        <w:t xml:space="preserve"> </w:t>
-      </w:r>
-      <w:proofErr w:type="spellStart"/>
-      <w:r>
-        <w:rPr>
-          <w:rFonts w:ascii="Bookman Old Style" w:eastAsia="SimSun" w:hAnsi="Bookman Old Style" w:cs="Arial"/>
-          <w:color w:val="000000"/>
-          <w:sz w:val="24"/>
-          <w:szCs w:val="24"/>
-        </w:rPr>
-        <w:t>tersebut</w:t>
-      </w:r>
-      <w:proofErr w:type="spellEnd"/>
-      <w:r>
-        <w:rPr>
-          <w:rFonts w:ascii="Bookman Old Style" w:eastAsia="SimSun" w:hAnsi="Bookman Old Style" w:cs="Arial"/>
-          <w:color w:val="000000"/>
-          <w:sz w:val="24"/>
-          <w:szCs w:val="24"/>
-        </w:rPr>
-        <w:t xml:space="preserve"> </w:t>
-      </w:r>
-      <w:proofErr w:type="spellStart"/>
-      <w:r>
-        <w:rPr>
-          <w:rFonts w:ascii="Bookman Old Style" w:eastAsia="SimSun" w:hAnsi="Bookman Old Style" w:cs="Arial"/>
-          <w:color w:val="000000"/>
-          <w:sz w:val="24"/>
-          <w:szCs w:val="24"/>
-        </w:rPr>
-        <w:t>masih</w:t>
-      </w:r>
-      <w:proofErr w:type="spellEnd"/>
-      <w:r>
-        <w:rPr>
-          <w:rFonts w:ascii="Bookman Old Style" w:eastAsia="SimSun" w:hAnsi="Bookman Old Style" w:cs="Arial"/>
-          <w:color w:val="000000"/>
-          <w:sz w:val="24"/>
-          <w:szCs w:val="24"/>
-        </w:rPr>
-        <w:t xml:space="preserve"> </w:t>
-      </w:r>
-      <w:proofErr w:type="spellStart"/>
-      <w:r>
-        <w:rPr>
-          <w:rFonts w:ascii="Bookman Old Style" w:eastAsia="SimSun" w:hAnsi="Bookman Old Style" w:cs="Arial"/>
-          <w:color w:val="000000"/>
-          <w:sz w:val="24"/>
-          <w:szCs w:val="24"/>
-        </w:rPr>
-        <w:t>dalam</w:t>
-      </w:r>
-      <w:proofErr w:type="spellEnd"/>
-      <w:r>
-        <w:rPr>
-          <w:rFonts w:ascii="Bookman Old Style" w:eastAsia="SimSun" w:hAnsi="Bookman Old Style" w:cs="Arial"/>
-          <w:color w:val="000000"/>
-          <w:sz w:val="24"/>
-          <w:szCs w:val="24"/>
-        </w:rPr>
-        <w:t xml:space="preserve"> proses.</w:t>
+        <w:t>Menerangkan bahwa benar – benar nama diatas telah melakukan pembuatan akte  kelahiran, dan sampai saat ini akte kelahiran tersebut masih dalam proses.</w:t>
       </w:r>
     </w:p>
     <w:p>
@@ -3367,7 +2103,7 @@
                 <w:sz w:val="24"/>
                 <w:szCs w:val="24"/>
               </w:rPr>
-              <w:t xml:space="preserve">04 Januari </w:t>
+              <w:t xml:space="preserve">${TANGGAL_SEKARANG}</w:t>
             </w:r>
             <w:r>
               <w:rPr>
@@ -3377,7 +2113,7 @@
                 <w:szCs w:val="24"/>
                 <w:lang w:val="sv-SE"/>
               </w:rPr>
-              <w:t>2017</w:t>
+              <w:t> </w:t>
             </w:r>
           </w:p>
         </w:tc>
@@ -3532,7 +2268,7 @@
                 <w:szCs w:val="24"/>
                 <w:lang w:val="sv-SE"/>
               </w:rPr>
-              <w:t xml:space="preserve">        NANANG SUARNA   </w:t>
+              <w:t xml:space="preserve">        ${KEPALA_DESA}   </w:t>
             </w:r>
           </w:p>
           <w:p>
@@ -4264,7 +3000,6 @@
     <w:lsdException w:name="Table Web 2" w:semiHidden="1" w:unhideWhenUsed="1"/>
     <w:lsdException w:name="Table Web 3" w:semiHidden="1" w:unhideWhenUsed="1"/>
     <w:lsdException w:name="Balloon Text" w:semiHidden="1" w:unhideWhenUsed="1"/>
-    <w:lsdException w:name="Table Grid" w:semiHidden="1" w:unhideWhenUsed="1"/>
     <w:lsdException w:name="Table Theme" w:semiHidden="1" w:unhideWhenUsed="1"/>
     <w:lsdException w:name="Placeholder Text" w:semiHidden="1"/>
     <w:lsdException w:name="No Spacing" w:uiPriority="1" w:qFormat="1"/>
@@ -4614,7 +3349,9 @@
   </w:style>
   <w:style w:type="character" w:default="1" w:styleId="DefaultParagraphFont">
     <w:name w:val="Default Paragraph Font"/>
+    <w:uiPriority w:val="1"/>
     <w:semiHidden/>
+    <w:unhideWhenUsed/>
   </w:style>
   <w:style w:type="table" w:default="1" w:styleId="TableNormal">
     <w:name w:val="Normal Table"/>
